--- a/04.30_final_report.docx
+++ b/04.30_final_report.docx
@@ -4,83 +4,141 @@
   <w:body>
     <w:p>
       <w:pPr>
-        <w:spacing w:after="0" w:line="480" w:lineRule="auto"/>
-        <w:rPr>
-          <w:rFonts w:ascii="Times New Roman" w:hAnsi="Times New Roman" w:cs="Times New Roman"/>
-          <w:sz w:val="20"/>
-          <w:szCs w:val="20"/>
-        </w:rPr>
-      </w:pPr>
-      <w:r>
-        <w:rPr>
-          <w:rFonts w:ascii="Times New Roman" w:hAnsi="Times New Roman" w:cs="Times New Roman"/>
-          <w:sz w:val="20"/>
-          <w:szCs w:val="20"/>
-        </w:rPr>
-        <w:t>Ashley Marietta</w:t>
-      </w:r>
-    </w:p>
-    <w:p>
-      <w:pPr>
-        <w:spacing w:after="0" w:line="480" w:lineRule="auto"/>
-        <w:rPr>
-          <w:rFonts w:ascii="Times New Roman" w:hAnsi="Times New Roman" w:cs="Times New Roman"/>
-          <w:sz w:val="20"/>
-          <w:szCs w:val="20"/>
-        </w:rPr>
-      </w:pPr>
-      <w:r>
-        <w:rPr>
-          <w:rFonts w:ascii="Times New Roman" w:hAnsi="Times New Roman" w:cs="Times New Roman"/>
-          <w:sz w:val="20"/>
-          <w:szCs w:val="20"/>
-        </w:rPr>
-        <w:t>Professor Barron</w:t>
-      </w:r>
-    </w:p>
-    <w:p>
-      <w:pPr>
-        <w:spacing w:after="0" w:line="480" w:lineRule="auto"/>
-        <w:rPr>
-          <w:rFonts w:ascii="Times New Roman" w:hAnsi="Times New Roman" w:cs="Times New Roman"/>
-          <w:sz w:val="20"/>
-          <w:szCs w:val="20"/>
-        </w:rPr>
-      </w:pPr>
-      <w:r>
-        <w:rPr>
-          <w:rFonts w:ascii="Times New Roman" w:hAnsi="Times New Roman" w:cs="Times New Roman"/>
-          <w:sz w:val="20"/>
-          <w:szCs w:val="20"/>
-        </w:rPr>
-        <w:t>Human Performance Analytics</w:t>
-      </w:r>
-    </w:p>
-    <w:p>
-      <w:pPr>
-        <w:spacing w:after="0" w:line="480" w:lineRule="auto"/>
-        <w:rPr>
-          <w:rFonts w:ascii="Times New Roman" w:hAnsi="Times New Roman" w:cs="Times New Roman"/>
-          <w:sz w:val="20"/>
-          <w:szCs w:val="20"/>
-        </w:rPr>
-      </w:pPr>
-      <w:r>
-        <w:rPr>
-          <w:rFonts w:ascii="Times New Roman" w:hAnsi="Times New Roman" w:cs="Times New Roman"/>
-          <w:sz w:val="20"/>
-          <w:szCs w:val="20"/>
-        </w:rPr>
-        <w:t>28</w:t>
-      </w:r>
-      <w:r>
-        <w:rPr>
-          <w:rFonts w:ascii="Times New Roman" w:hAnsi="Times New Roman" w:cs="Times New Roman"/>
-          <w:sz w:val="20"/>
-          <w:szCs w:val="20"/>
-        </w:rPr>
-        <w:t xml:space="preserve"> April 2026</w:t>
-      </w:r>
+        <w:jc w:val="center"/>
+        <w:rPr>
+          <w:rFonts w:ascii="Times New Roman" w:hAnsi="Times New Roman" w:cs="Times New Roman"/>
+          <w:sz w:val="20"/>
+          <w:szCs w:val="20"/>
+        </w:rPr>
+      </w:pPr>
+      <w:r>
+        <w:rPr>
+          <w:rFonts w:ascii="Times New Roman" w:hAnsi="Times New Roman" w:cs="Times New Roman"/>
+          <w:sz w:val="20"/>
+          <w:szCs w:val="20"/>
+        </w:rPr>
+        <w:t>University of Notre Dame</w:t>
+      </w:r>
+    </w:p>
+    <w:p>
+      <w:pPr>
+        <w:jc w:val="center"/>
+        <w:rPr>
+          <w:rFonts w:ascii="Times New Roman" w:hAnsi="Times New Roman" w:cs="Times New Roman"/>
+          <w:sz w:val="20"/>
+          <w:szCs w:val="20"/>
+        </w:rPr>
+      </w:pPr>
+    </w:p>
+    <w:p>
+      <w:pPr>
+        <w:jc w:val="center"/>
+        <w:rPr>
+          <w:rFonts w:ascii="Times New Roman" w:hAnsi="Times New Roman" w:cs="Times New Roman"/>
+          <w:sz w:val="20"/>
+          <w:szCs w:val="20"/>
+        </w:rPr>
+      </w:pPr>
+    </w:p>
+    <w:p>
+      <w:pPr>
+        <w:jc w:val="center"/>
+        <w:rPr>
+          <w:rFonts w:ascii="Times New Roman" w:hAnsi="Times New Roman" w:cs="Times New Roman"/>
+          <w:sz w:val="20"/>
+          <w:szCs w:val="20"/>
+        </w:rPr>
+      </w:pPr>
+    </w:p>
+    <w:p>
+      <w:pPr>
+        <w:jc w:val="center"/>
+        <w:rPr>
+          <w:rFonts w:ascii="Times New Roman" w:hAnsi="Times New Roman" w:cs="Times New Roman"/>
+          <w:sz w:val="20"/>
+          <w:szCs w:val="20"/>
+        </w:rPr>
+      </w:pPr>
+    </w:p>
+    <w:p>
+      <w:pPr>
+        <w:jc w:val="center"/>
+        <w:rPr>
+          <w:rFonts w:ascii="Times New Roman" w:hAnsi="Times New Roman" w:cs="Times New Roman"/>
+          <w:sz w:val="20"/>
+          <w:szCs w:val="20"/>
+        </w:rPr>
+      </w:pPr>
+    </w:p>
+    <w:p>
+      <w:pPr>
+        <w:jc w:val="center"/>
+        <w:rPr>
+          <w:rFonts w:ascii="Times New Roman" w:hAnsi="Times New Roman" w:cs="Times New Roman"/>
+          <w:sz w:val="20"/>
+          <w:szCs w:val="20"/>
+        </w:rPr>
+      </w:pPr>
+    </w:p>
+    <w:p>
+      <w:pPr>
+        <w:jc w:val="center"/>
+        <w:rPr>
+          <w:rFonts w:ascii="Times New Roman" w:hAnsi="Times New Roman" w:cs="Times New Roman"/>
+          <w:sz w:val="20"/>
+          <w:szCs w:val="20"/>
+        </w:rPr>
+      </w:pPr>
+    </w:p>
+    <w:p>
+      <w:pPr>
+        <w:jc w:val="center"/>
+        <w:rPr>
+          <w:rFonts w:ascii="Times New Roman" w:hAnsi="Times New Roman" w:cs="Times New Roman"/>
+          <w:sz w:val="20"/>
+          <w:szCs w:val="20"/>
+        </w:rPr>
+      </w:pPr>
+    </w:p>
+    <w:p>
+      <w:pPr>
+        <w:jc w:val="center"/>
+        <w:rPr>
+          <w:rFonts w:ascii="Times New Roman" w:hAnsi="Times New Roman" w:cs="Times New Roman"/>
+          <w:sz w:val="20"/>
+          <w:szCs w:val="20"/>
+        </w:rPr>
+      </w:pPr>
+    </w:p>
+    <w:p>
+      <w:pPr>
+        <w:jc w:val="center"/>
+        <w:rPr>
+          <w:rFonts w:ascii="Times New Roman" w:hAnsi="Times New Roman" w:cs="Times New Roman"/>
+          <w:sz w:val="20"/>
+          <w:szCs w:val="20"/>
+        </w:rPr>
+      </w:pPr>
+    </w:p>
+    <w:p>
+      <w:pPr>
+        <w:jc w:val="center"/>
+        <w:rPr>
+          <w:rFonts w:ascii="Times New Roman" w:hAnsi="Times New Roman" w:cs="Times New Roman"/>
+          <w:sz w:val="20"/>
+          <w:szCs w:val="20"/>
+        </w:rPr>
+      </w:pPr>
+    </w:p>
+    <w:p>
+      <w:pPr>
+        <w:jc w:val="center"/>
+        <w:rPr>
+          <w:rFonts w:ascii="Times New Roman" w:hAnsi="Times New Roman" w:cs="Times New Roman"/>
+          <w:sz w:val="20"/>
+          <w:szCs w:val="20"/>
+        </w:rPr>
+      </w:pPr>
     </w:p>
     <w:p>
       <w:pPr>
@@ -103,6 +161,160 @@
     </w:p>
     <w:p>
       <w:pPr>
+        <w:jc w:val="center"/>
+        <w:rPr>
+          <w:rFonts w:ascii="Times New Roman" w:hAnsi="Times New Roman" w:cs="Times New Roman"/>
+          <w:sz w:val="20"/>
+          <w:szCs w:val="20"/>
+        </w:rPr>
+      </w:pPr>
+    </w:p>
+    <w:p>
+      <w:pPr>
+        <w:jc w:val="center"/>
+        <w:rPr>
+          <w:rFonts w:ascii="Times New Roman" w:hAnsi="Times New Roman" w:cs="Times New Roman"/>
+          <w:sz w:val="20"/>
+          <w:szCs w:val="20"/>
+        </w:rPr>
+      </w:pPr>
+    </w:p>
+    <w:p>
+      <w:pPr>
+        <w:jc w:val="center"/>
+        <w:rPr>
+          <w:rFonts w:ascii="Times New Roman" w:hAnsi="Times New Roman" w:cs="Times New Roman"/>
+          <w:sz w:val="20"/>
+          <w:szCs w:val="20"/>
+        </w:rPr>
+      </w:pPr>
+    </w:p>
+    <w:p>
+      <w:pPr>
+        <w:jc w:val="center"/>
+        <w:rPr>
+          <w:rFonts w:ascii="Times New Roman" w:hAnsi="Times New Roman" w:cs="Times New Roman"/>
+          <w:sz w:val="20"/>
+          <w:szCs w:val="20"/>
+        </w:rPr>
+      </w:pPr>
+    </w:p>
+    <w:p>
+      <w:pPr>
+        <w:jc w:val="center"/>
+        <w:rPr>
+          <w:rFonts w:ascii="Times New Roman" w:hAnsi="Times New Roman" w:cs="Times New Roman"/>
+          <w:sz w:val="20"/>
+          <w:szCs w:val="20"/>
+        </w:rPr>
+      </w:pPr>
+    </w:p>
+    <w:p>
+      <w:pPr>
+        <w:jc w:val="center"/>
+        <w:rPr>
+          <w:rFonts w:ascii="Times New Roman" w:hAnsi="Times New Roman" w:cs="Times New Roman"/>
+          <w:sz w:val="20"/>
+          <w:szCs w:val="20"/>
+        </w:rPr>
+      </w:pPr>
+    </w:p>
+    <w:p>
+      <w:pPr>
+        <w:jc w:val="center"/>
+        <w:rPr>
+          <w:rFonts w:ascii="Times New Roman" w:hAnsi="Times New Roman" w:cs="Times New Roman"/>
+          <w:sz w:val="20"/>
+          <w:szCs w:val="20"/>
+        </w:rPr>
+      </w:pPr>
+    </w:p>
+    <w:p>
+      <w:pPr>
+        <w:jc w:val="center"/>
+        <w:rPr>
+          <w:rFonts w:ascii="Times New Roman" w:hAnsi="Times New Roman" w:cs="Times New Roman"/>
+          <w:sz w:val="20"/>
+          <w:szCs w:val="20"/>
+        </w:rPr>
+      </w:pPr>
+    </w:p>
+    <w:p>
+      <w:pPr>
+        <w:jc w:val="center"/>
+        <w:rPr>
+          <w:rFonts w:ascii="Times New Roman" w:hAnsi="Times New Roman" w:cs="Times New Roman"/>
+          <w:sz w:val="20"/>
+          <w:szCs w:val="20"/>
+        </w:rPr>
+      </w:pPr>
+    </w:p>
+    <w:p>
+      <w:pPr>
+        <w:jc w:val="center"/>
+        <w:rPr>
+          <w:rFonts w:ascii="Times New Roman" w:hAnsi="Times New Roman" w:cs="Times New Roman"/>
+          <w:sz w:val="20"/>
+          <w:szCs w:val="20"/>
+        </w:rPr>
+      </w:pPr>
+    </w:p>
+    <w:p>
+      <w:pPr>
+        <w:jc w:val="center"/>
+        <w:rPr>
+          <w:rFonts w:ascii="Times New Roman" w:hAnsi="Times New Roman" w:cs="Times New Roman"/>
+          <w:sz w:val="20"/>
+          <w:szCs w:val="20"/>
+        </w:rPr>
+      </w:pPr>
+    </w:p>
+    <w:p>
+      <w:pPr>
+        <w:jc w:val="center"/>
+        <w:rPr>
+          <w:rFonts w:ascii="Times New Roman" w:hAnsi="Times New Roman" w:cs="Times New Roman"/>
+          <w:sz w:val="20"/>
+          <w:szCs w:val="20"/>
+        </w:rPr>
+      </w:pPr>
+      <w:r>
+        <w:rPr>
+          <w:rFonts w:ascii="Times New Roman" w:hAnsi="Times New Roman" w:cs="Times New Roman"/>
+          <w:sz w:val="20"/>
+          <w:szCs w:val="20"/>
+        </w:rPr>
+        <w:t>Ashley Marietta</w:t>
+      </w:r>
+    </w:p>
+    <w:p>
+      <w:pPr>
+        <w:jc w:val="center"/>
+        <w:rPr>
+          <w:rFonts w:ascii="Times New Roman" w:hAnsi="Times New Roman" w:cs="Times New Roman"/>
+          <w:sz w:val="20"/>
+          <w:szCs w:val="20"/>
+        </w:rPr>
+      </w:pPr>
+      <w:r>
+        <w:rPr>
+          <w:rFonts w:ascii="Times New Roman" w:hAnsi="Times New Roman" w:cs="Times New Roman"/>
+          <w:sz w:val="20"/>
+          <w:szCs w:val="20"/>
+        </w:rPr>
+        <w:t>28 April 2026</w:t>
+      </w:r>
+      <w:r>
+        <w:rPr>
+          <w:rFonts w:ascii="Times New Roman" w:hAnsi="Times New Roman" w:cs="Times New Roman"/>
+          <w:sz w:val="20"/>
+          <w:szCs w:val="20"/>
+        </w:rPr>
+        <w:br w:type="page"/>
+      </w:r>
+    </w:p>
+    <w:p>
+      <w:pPr>
         <w:spacing w:after="0" w:line="480" w:lineRule="auto"/>
         <w:rPr>
           <w:rFonts w:ascii="Times New Roman" w:hAnsi="Times New Roman" w:cs="Times New Roman"/>
@@ -118,6 +330,7 @@
           <w:sz w:val="20"/>
           <w:szCs w:val="20"/>
         </w:rPr>
+        <w:lastRenderedPageBreak/>
         <w:t>Introduction</w:t>
       </w:r>
     </w:p>
@@ -755,16 +968,7 @@
           <w:sz w:val="20"/>
           <w:szCs w:val="20"/>
         </w:rPr>
-        <w:t xml:space="preserve"> subjective sleep, mood, and recovery scores, as well as countermovement jump metrics, and showed that travel negatively impacted sleep quality, mood, and physical readiness; however, it had no </w:t>
-      </w:r>
-      <w:r>
-        <w:rPr>
-          <w:rFonts w:ascii="Times New Roman" w:hAnsi="Times New Roman" w:cs="Times New Roman"/>
-          <w:sz w:val="20"/>
-          <w:szCs w:val="20"/>
-        </w:rPr>
-        <w:lastRenderedPageBreak/>
-        <w:t xml:space="preserve">significant effects on countermovement jumps (VanZant 82-83). Additionally, in 2024, a paper titled “The Negative Effects of Travel on Student Athletes Through Sleep and Circadian Disruption” was published in the </w:t>
+        <w:t xml:space="preserve"> subjective sleep, mood, and recovery scores, as well as countermovement jump metrics, and showed that travel negatively impacted sleep quality, mood, and physical readiness; however, it had no significant effects on countermovement jumps (VanZant 82-83). Additionally, in 2024, a paper titled “The Negative Effects of Travel on Student Athletes Through Sleep and Circadian Disruption” was published in the </w:t>
       </w:r>
       <w:r>
         <w:rPr>
@@ -801,6 +1005,7 @@
           <w:sz w:val="20"/>
           <w:szCs w:val="20"/>
         </w:rPr>
+        <w:lastRenderedPageBreak/>
         <w:t>The</w:t>
       </w:r>
       <w:r>
@@ -1845,16 +2050,7 @@
           <w:sz w:val="20"/>
           <w:szCs w:val="20"/>
         </w:rPr>
-        <w:t>re a total of 623 pre-</w:t>
-      </w:r>
-      <w:r>
-        <w:rPr>
-          <w:rFonts w:ascii="Times New Roman" w:hAnsi="Times New Roman" w:cs="Times New Roman"/>
-          <w:sz w:val="20"/>
-          <w:szCs w:val="20"/>
-        </w:rPr>
-        <w:lastRenderedPageBreak/>
-        <w:t>season jumps from August 1, 2025, until February 4, 2026</w:t>
+        <w:t>re a total of 623 pre-season jumps from August 1, 2025, until February 4, 2026</w:t>
       </w:r>
       <w:r>
         <w:rPr>
@@ -1929,7 +2125,16 @@
           <w:sz w:val="20"/>
           <w:szCs w:val="20"/>
         </w:rPr>
-        <w:t xml:space="preserve">Although jump performance was influenced by multiple factors, such as academic stress, practice load, or effort level, it was expected that longer and more demanding trips would generally correspond to lower (more negative) z-scores. </w:t>
+        <w:t xml:space="preserve">Although jump performance was influenced by multiple factors, such as academic stress, practice load, or effort level, it was expected that longer and more demanding trips would generally correspond to lower (more </w:t>
+      </w:r>
+      <w:r>
+        <w:rPr>
+          <w:rFonts w:ascii="Times New Roman" w:hAnsi="Times New Roman" w:cs="Times New Roman"/>
+          <w:sz w:val="20"/>
+          <w:szCs w:val="20"/>
+        </w:rPr>
+        <w:lastRenderedPageBreak/>
+        <w:t xml:space="preserve">negative) z-scores. </w:t>
       </w:r>
       <w:r>
         <w:rPr>
@@ -2861,16 +3066,7 @@
           <w:sz w:val="20"/>
           <w:szCs w:val="20"/>
         </w:rPr>
-        <w:t xml:space="preserve"> upon random </w:t>
-      </w:r>
-      <w:r>
-        <w:rPr>
-          <w:rFonts w:ascii="Times New Roman" w:hAnsi="Times New Roman" w:cs="Times New Roman"/>
-          <w:sz w:val="20"/>
-          <w:szCs w:val="20"/>
-        </w:rPr>
-        <w:lastRenderedPageBreak/>
-        <w:t xml:space="preserve">forests by </w:t>
+        <w:t xml:space="preserve"> upon random forests by </w:t>
       </w:r>
       <w:r>
         <w:rPr>
@@ -2994,6 +3190,7 @@
           <w:sz w:val="20"/>
           <w:szCs w:val="20"/>
         </w:rPr>
+        <w:lastRenderedPageBreak/>
         <w:t>Results</w:t>
       </w:r>
     </w:p>
@@ -3563,18 +3760,385 @@
           <w:sz w:val="20"/>
           <w:szCs w:val="20"/>
         </w:rPr>
+        <w:tab/>
+        <w:t>Stakeholders include administrators in the Notre Dame Athletics Department</w:t>
+      </w:r>
+      <w:r>
+        <w:rPr>
+          <w:rFonts w:ascii="Times New Roman" w:hAnsi="Times New Roman" w:cs="Times New Roman"/>
+          <w:sz w:val="20"/>
+          <w:szCs w:val="20"/>
+        </w:rPr>
+        <w:t xml:space="preserve"> </w:t>
+      </w:r>
+      <w:r>
+        <w:rPr>
+          <w:rFonts w:ascii="Times New Roman" w:hAnsi="Times New Roman" w:cs="Times New Roman"/>
+          <w:sz w:val="20"/>
+          <w:szCs w:val="20"/>
+        </w:rPr>
+        <w:t>and coaches.</w:t>
+      </w:r>
+      <w:r>
+        <w:rPr>
+          <w:rFonts w:ascii="Times New Roman" w:hAnsi="Times New Roman" w:cs="Times New Roman"/>
+          <w:sz w:val="20"/>
+          <w:szCs w:val="20"/>
+        </w:rPr>
+        <w:t xml:space="preserve"> From this informatio</w:t>
+      </w:r>
+      <w:r>
+        <w:rPr>
+          <w:rFonts w:ascii="Times New Roman" w:hAnsi="Times New Roman" w:cs="Times New Roman"/>
+          <w:sz w:val="20"/>
+          <w:szCs w:val="20"/>
+        </w:rPr>
+        <w:t>n</w:t>
+      </w:r>
+      <w:r>
+        <w:rPr>
+          <w:rFonts w:ascii="Times New Roman" w:hAnsi="Times New Roman" w:cs="Times New Roman"/>
+          <w:sz w:val="20"/>
+          <w:szCs w:val="20"/>
+        </w:rPr>
+        <w:t xml:space="preserve">, coaches can </w:t>
+      </w:r>
+      <w:r>
+        <w:rPr>
+          <w:rFonts w:ascii="Times New Roman" w:hAnsi="Times New Roman" w:cs="Times New Roman"/>
+          <w:sz w:val="20"/>
+          <w:szCs w:val="20"/>
+        </w:rPr>
+        <w:t>form</w:t>
+      </w:r>
+      <w:r>
+        <w:rPr>
+          <w:rFonts w:ascii="Times New Roman" w:hAnsi="Times New Roman" w:cs="Times New Roman"/>
+          <w:sz w:val="20"/>
+          <w:szCs w:val="20"/>
+        </w:rPr>
+        <w:t xml:space="preserve"> training plans </w:t>
+      </w:r>
+      <w:r>
+        <w:rPr>
+          <w:rFonts w:ascii="Times New Roman" w:hAnsi="Times New Roman" w:cs="Times New Roman"/>
+          <w:sz w:val="20"/>
+          <w:szCs w:val="20"/>
+        </w:rPr>
+        <w:t xml:space="preserve">based on </w:t>
+      </w:r>
+      <w:r>
+        <w:rPr>
+          <w:rFonts w:ascii="Times New Roman" w:hAnsi="Times New Roman" w:cs="Times New Roman"/>
+          <w:sz w:val="20"/>
+          <w:szCs w:val="20"/>
+        </w:rPr>
+        <w:t xml:space="preserve">the habits of </w:t>
+      </w:r>
+      <w:proofErr w:type="gramStart"/>
+      <w:r>
+        <w:rPr>
+          <w:rFonts w:ascii="Times New Roman" w:hAnsi="Times New Roman" w:cs="Times New Roman"/>
+          <w:sz w:val="20"/>
+          <w:szCs w:val="20"/>
+        </w:rPr>
+        <w:t>highly-resilient</w:t>
+      </w:r>
+      <w:proofErr w:type="gramEnd"/>
+      <w:r>
+        <w:rPr>
+          <w:rFonts w:ascii="Times New Roman" w:hAnsi="Times New Roman" w:cs="Times New Roman"/>
+          <w:sz w:val="20"/>
+          <w:szCs w:val="20"/>
+        </w:rPr>
+        <w:t xml:space="preserve"> players</w:t>
+      </w:r>
+      <w:r>
+        <w:rPr>
+          <w:rFonts w:ascii="Times New Roman" w:hAnsi="Times New Roman" w:cs="Times New Roman"/>
+          <w:sz w:val="20"/>
+          <w:szCs w:val="20"/>
+        </w:rPr>
+        <w:t xml:space="preserve">; for example, </w:t>
+      </w:r>
+      <w:r>
+        <w:rPr>
+          <w:rFonts w:ascii="Times New Roman" w:hAnsi="Times New Roman" w:cs="Times New Roman"/>
+          <w:sz w:val="20"/>
+          <w:szCs w:val="20"/>
+        </w:rPr>
+        <w:t xml:space="preserve">these fatigue-resistant </w:t>
+      </w:r>
+      <w:r>
+        <w:rPr>
+          <w:rFonts w:ascii="Times New Roman" w:hAnsi="Times New Roman" w:cs="Times New Roman"/>
+          <w:sz w:val="20"/>
+          <w:szCs w:val="20"/>
+        </w:rPr>
+        <w:t xml:space="preserve">athletes could share their sleep or nutrition habits with teammates who are more sensitive to travel </w:t>
+      </w:r>
+      <w:r>
+        <w:rPr>
+          <w:rFonts w:ascii="Times New Roman" w:hAnsi="Times New Roman" w:cs="Times New Roman"/>
+          <w:sz w:val="20"/>
+          <w:szCs w:val="20"/>
+        </w:rPr>
+        <w:t>effects</w:t>
+      </w:r>
+      <w:r>
+        <w:rPr>
+          <w:rFonts w:ascii="Times New Roman" w:hAnsi="Times New Roman" w:cs="Times New Roman"/>
+          <w:sz w:val="20"/>
+          <w:szCs w:val="20"/>
+        </w:rPr>
+        <w:t>.</w:t>
+      </w:r>
+      <w:r>
+        <w:rPr>
+          <w:rFonts w:ascii="Times New Roman" w:hAnsi="Times New Roman" w:cs="Times New Roman"/>
+          <w:sz w:val="20"/>
+          <w:szCs w:val="20"/>
+        </w:rPr>
+        <w:t xml:space="preserve"> </w:t>
+      </w:r>
+      <w:r>
+        <w:rPr>
+          <w:rFonts w:ascii="Times New Roman" w:hAnsi="Times New Roman" w:cs="Times New Roman"/>
+          <w:sz w:val="20"/>
+          <w:szCs w:val="20"/>
+        </w:rPr>
+        <w:t>This analysis also suggests that a</w:t>
+      </w:r>
+      <w:r>
+        <w:rPr>
+          <w:rFonts w:ascii="Times New Roman" w:hAnsi="Times New Roman" w:cs="Times New Roman"/>
+          <w:sz w:val="20"/>
+          <w:szCs w:val="20"/>
+        </w:rPr>
+        <w:t xml:space="preserve">dministrators </w:t>
+      </w:r>
+      <w:r>
+        <w:rPr>
+          <w:rFonts w:ascii="Times New Roman" w:hAnsi="Times New Roman" w:cs="Times New Roman"/>
+          <w:sz w:val="20"/>
+          <w:szCs w:val="20"/>
+        </w:rPr>
+        <w:t xml:space="preserve">should </w:t>
+      </w:r>
+      <w:r>
+        <w:rPr>
+          <w:rFonts w:ascii="Times New Roman" w:hAnsi="Times New Roman" w:cs="Times New Roman"/>
+          <w:sz w:val="20"/>
+          <w:szCs w:val="20"/>
+        </w:rPr>
+        <w:t>adjust travel budgets to allow for charter flights home from tournaments, even if it means flying commercially to more competition sites</w:t>
+      </w:r>
+      <w:r>
+        <w:rPr>
+          <w:rFonts w:ascii="Times New Roman" w:hAnsi="Times New Roman" w:cs="Times New Roman"/>
+          <w:sz w:val="20"/>
+          <w:szCs w:val="20"/>
+        </w:rPr>
+        <w:t xml:space="preserve"> (Figure 6).</w:t>
+      </w:r>
+      <w:r>
+        <w:rPr>
+          <w:rFonts w:ascii="Times New Roman" w:hAnsi="Times New Roman" w:cs="Times New Roman"/>
+          <w:sz w:val="20"/>
+          <w:szCs w:val="20"/>
+        </w:rPr>
+        <w:t xml:space="preserve"> They also can put less </w:t>
+      </w:r>
+      <w:r>
+        <w:rPr>
+          <w:rFonts w:ascii="Times New Roman" w:hAnsi="Times New Roman" w:cs="Times New Roman"/>
+          <w:sz w:val="20"/>
+          <w:szCs w:val="20"/>
+        </w:rPr>
         <w:lastRenderedPageBreak/>
-        <w:tab/>
-        <w:t xml:space="preserve">Stakeholders include administrators in the Notre Dame Athletics Department, especially </w:t>
-      </w:r>
-      <w:r>
-        <w:rPr>
-          <w:rFonts w:ascii="Times New Roman" w:hAnsi="Times New Roman" w:cs="Times New Roman"/>
-          <w:sz w:val="20"/>
-          <w:szCs w:val="20"/>
-        </w:rPr>
-        <w:t>Research and Innovation Associate</w:t>
-      </w:r>
+        <w:t xml:space="preserve">emphasis on </w:t>
+      </w:r>
+      <w:r>
+        <w:rPr>
+          <w:rFonts w:ascii="Times New Roman" w:hAnsi="Times New Roman" w:cs="Times New Roman"/>
+          <w:sz w:val="20"/>
+          <w:szCs w:val="20"/>
+        </w:rPr>
+        <w:t>the number of time zones crossed, the direction of travel, the distance in miles from home, and the duration of travel, as these components make up the Circadian Score and Travel Load Score.</w:t>
+      </w:r>
+      <w:r>
+        <w:rPr>
+          <w:rFonts w:ascii="Times New Roman" w:hAnsi="Times New Roman" w:cs="Times New Roman"/>
+          <w:sz w:val="20"/>
+          <w:szCs w:val="20"/>
+        </w:rPr>
+        <w:t xml:space="preserve"> If resistance </w:t>
+      </w:r>
+      <w:r>
+        <w:rPr>
+          <w:rFonts w:ascii="Times New Roman" w:hAnsi="Times New Roman" w:cs="Times New Roman"/>
+          <w:sz w:val="20"/>
+          <w:szCs w:val="20"/>
+        </w:rPr>
+        <w:t>persists</w:t>
+      </w:r>
+      <w:r>
+        <w:rPr>
+          <w:rFonts w:ascii="Times New Roman" w:hAnsi="Times New Roman" w:cs="Times New Roman"/>
+          <w:sz w:val="20"/>
+          <w:szCs w:val="20"/>
+        </w:rPr>
+        <w:t xml:space="preserve"> when presenting these ideas,</w:t>
+      </w:r>
+      <w:r>
+        <w:rPr>
+          <w:rFonts w:ascii="Times New Roman" w:hAnsi="Times New Roman" w:cs="Times New Roman"/>
+          <w:sz w:val="20"/>
+          <w:szCs w:val="20"/>
+        </w:rPr>
+        <w:t xml:space="preserve"> this research can be supported by</w:t>
+      </w:r>
+      <w:r>
+        <w:rPr>
+          <w:rFonts w:ascii="Times New Roman" w:hAnsi="Times New Roman" w:cs="Times New Roman"/>
+          <w:sz w:val="20"/>
+          <w:szCs w:val="20"/>
+        </w:rPr>
+        <w:t xml:space="preserve"> point</w:t>
+      </w:r>
+      <w:r>
+        <w:rPr>
+          <w:rFonts w:ascii="Times New Roman" w:hAnsi="Times New Roman" w:cs="Times New Roman"/>
+          <w:sz w:val="20"/>
+          <w:szCs w:val="20"/>
+        </w:rPr>
+        <w:t>ing</w:t>
+      </w:r>
+      <w:r>
+        <w:rPr>
+          <w:rFonts w:ascii="Times New Roman" w:hAnsi="Times New Roman" w:cs="Times New Roman"/>
+          <w:sz w:val="20"/>
+          <w:szCs w:val="20"/>
+        </w:rPr>
+        <w:t xml:space="preserve"> to the extreme gap between the importance of the top-tier features, like a commercial flight home or the total trip score, in comparison to factors with zero importance, like Circadian Score and Travel Load Score. This </w:t>
+      </w:r>
+      <w:r>
+        <w:rPr>
+          <w:rFonts w:ascii="Times New Roman" w:hAnsi="Times New Roman" w:cs="Times New Roman"/>
+          <w:sz w:val="20"/>
+          <w:szCs w:val="20"/>
+        </w:rPr>
+        <w:t>is consistent with the idea that</w:t>
+      </w:r>
+      <w:r>
+        <w:rPr>
+          <w:rFonts w:ascii="Times New Roman" w:hAnsi="Times New Roman" w:cs="Times New Roman"/>
+          <w:sz w:val="20"/>
+          <w:szCs w:val="20"/>
+        </w:rPr>
+        <w:t xml:space="preserve">, when athletes have more demanding travel back to campus, they go into their next week fatigued, starting the next training block </w:t>
+      </w:r>
+      <w:r>
+        <w:rPr>
+          <w:rFonts w:ascii="Times New Roman" w:hAnsi="Times New Roman" w:cs="Times New Roman"/>
+          <w:sz w:val="20"/>
+          <w:szCs w:val="20"/>
+        </w:rPr>
+        <w:t>at a disadvantage</w:t>
+      </w:r>
+      <w:r>
+        <w:rPr>
+          <w:rFonts w:ascii="Times New Roman" w:hAnsi="Times New Roman" w:cs="Times New Roman"/>
+          <w:sz w:val="20"/>
+          <w:szCs w:val="20"/>
+        </w:rPr>
+        <w:t>. Because travel trips are often on a short time span</w:t>
+      </w:r>
+      <w:r>
+        <w:rPr>
+          <w:rFonts w:ascii="Times New Roman" w:hAnsi="Times New Roman" w:cs="Times New Roman"/>
+          <w:sz w:val="20"/>
+          <w:szCs w:val="20"/>
+        </w:rPr>
+        <w:t xml:space="preserve"> for softball</w:t>
+      </w:r>
+      <w:r>
+        <w:rPr>
+          <w:rFonts w:ascii="Times New Roman" w:hAnsi="Times New Roman" w:cs="Times New Roman"/>
+          <w:sz w:val="20"/>
+          <w:szCs w:val="20"/>
+        </w:rPr>
+        <w:t xml:space="preserve">, athletes’ </w:t>
+      </w:r>
+      <w:r>
+        <w:rPr>
+          <w:rFonts w:ascii="Times New Roman" w:hAnsi="Times New Roman" w:cs="Times New Roman"/>
+          <w:sz w:val="20"/>
+          <w:szCs w:val="20"/>
+        </w:rPr>
+        <w:t>bodies may not</w:t>
+      </w:r>
+      <w:r>
+        <w:rPr>
+          <w:rFonts w:ascii="Times New Roman" w:hAnsi="Times New Roman" w:cs="Times New Roman"/>
+          <w:sz w:val="20"/>
+          <w:szCs w:val="20"/>
+        </w:rPr>
+        <w:t xml:space="preserve"> fully</w:t>
+      </w:r>
+      <w:r>
+        <w:rPr>
+          <w:rFonts w:ascii="Times New Roman" w:hAnsi="Times New Roman" w:cs="Times New Roman"/>
+          <w:sz w:val="20"/>
+          <w:szCs w:val="20"/>
+        </w:rPr>
+        <w:t xml:space="preserve"> adjust to new time</w:t>
+      </w:r>
+      <w:r>
+        <w:rPr>
+          <w:rFonts w:ascii="Times New Roman" w:hAnsi="Times New Roman" w:cs="Times New Roman"/>
+          <w:sz w:val="20"/>
+          <w:szCs w:val="20"/>
+        </w:rPr>
+        <w:t xml:space="preserve"> zones</w:t>
+      </w:r>
+      <w:r>
+        <w:rPr>
+          <w:rFonts w:ascii="Times New Roman" w:hAnsi="Times New Roman" w:cs="Times New Roman"/>
+          <w:sz w:val="20"/>
+          <w:szCs w:val="20"/>
+        </w:rPr>
+        <w:t>, rendering time zone less useful in predicting long-term player fatigue.</w:t>
+      </w:r>
+    </w:p>
+    <w:p>
+      <w:pPr>
+        <w:spacing w:after="0" w:line="480" w:lineRule="auto"/>
+        <w:ind w:firstLine="720"/>
+        <w:rPr>
+          <w:rFonts w:ascii="Times New Roman" w:hAnsi="Times New Roman" w:cs="Times New Roman"/>
+          <w:sz w:val="20"/>
+          <w:szCs w:val="20"/>
+        </w:rPr>
+      </w:pPr>
+      <w:r>
+        <w:rPr>
+          <w:rFonts w:ascii="Times New Roman" w:hAnsi="Times New Roman" w:cs="Times New Roman"/>
+          <w:sz w:val="20"/>
+          <w:szCs w:val="20"/>
+        </w:rPr>
+        <w:t>This analysis can also be extended to the remainder of the current season. As illustrated in Figure 7, a prediction can be generated for the team’s next home game on April 22 against Northwestern, using data available as of April 21. If the team were to complete a jump assessment on that date, the two fatigue-sensitive groups would likely underperform due to limited recovery time following an away weekend series at Syracuse University and a home game on Tuesday, April 21.</w:t>
+      </w:r>
+    </w:p>
+    <w:p>
+      <w:pPr>
+        <w:spacing w:after="0" w:line="480" w:lineRule="auto"/>
+        <w:rPr>
+          <w:rFonts w:ascii="Times New Roman" w:hAnsi="Times New Roman" w:cs="Times New Roman"/>
+          <w:sz w:val="20"/>
+          <w:szCs w:val="20"/>
+        </w:rPr>
+      </w:pPr>
       <w:r>
         <w:rPr>
           <w:rFonts w:ascii="Times New Roman" w:hAnsi="Times New Roman" w:cs="Times New Roman"/>
@@ -3583,393 +4147,7 @@
           <w:sz w:val="20"/>
           <w:szCs w:val="20"/>
         </w:rPr>
-        <w:t xml:space="preserve"> </w:t>
-      </w:r>
-      <w:r>
-        <w:rPr>
-          <w:rFonts w:ascii="Times New Roman" w:hAnsi="Times New Roman" w:cs="Times New Roman"/>
-          <w:sz w:val="20"/>
-          <w:szCs w:val="20"/>
-        </w:rPr>
-        <w:t>Jono</w:t>
-      </w:r>
-      <w:r>
-        <w:rPr>
-          <w:rFonts w:ascii="Times New Roman" w:hAnsi="Times New Roman" w:cs="Times New Roman"/>
-          <w:sz w:val="20"/>
-          <w:szCs w:val="20"/>
-        </w:rPr>
-        <w:t xml:space="preserve"> Lever</w:t>
-      </w:r>
-      <w:r>
-        <w:rPr>
-          <w:rFonts w:ascii="Times New Roman" w:hAnsi="Times New Roman" w:cs="Times New Roman"/>
-          <w:sz w:val="20"/>
-          <w:szCs w:val="20"/>
-        </w:rPr>
-        <w:t xml:space="preserve"> and</w:t>
-      </w:r>
-      <w:r>
-        <w:rPr>
-          <w:rFonts w:ascii="Times New Roman" w:hAnsi="Times New Roman" w:cs="Times New Roman"/>
-          <w:sz w:val="20"/>
-          <w:szCs w:val="20"/>
-        </w:rPr>
-        <w:t xml:space="preserve"> </w:t>
-      </w:r>
-      <w:r>
-        <w:rPr>
-          <w:rFonts w:ascii="Times New Roman" w:hAnsi="Times New Roman" w:cs="Times New Roman"/>
-          <w:sz w:val="20"/>
-          <w:szCs w:val="20"/>
-        </w:rPr>
-        <w:t xml:space="preserve">Associate Athletics Director </w:t>
-      </w:r>
-      <w:r>
-        <w:rPr>
-          <w:rFonts w:ascii="Times New Roman" w:hAnsi="Times New Roman" w:cs="Times New Roman"/>
-          <w:sz w:val="20"/>
-          <w:szCs w:val="20"/>
-        </w:rPr>
-        <w:t>John</w:t>
-      </w:r>
-      <w:r>
-        <w:rPr>
-          <w:rFonts w:ascii="Times New Roman" w:hAnsi="Times New Roman" w:cs="Times New Roman"/>
-          <w:sz w:val="20"/>
-          <w:szCs w:val="20"/>
-        </w:rPr>
-        <w:t xml:space="preserve"> Wagle, </w:t>
-      </w:r>
-      <w:r>
-        <w:rPr>
-          <w:rFonts w:ascii="Times New Roman" w:hAnsi="Times New Roman" w:cs="Times New Roman"/>
-          <w:sz w:val="20"/>
-          <w:szCs w:val="20"/>
-        </w:rPr>
-        <w:t>and coaches.</w:t>
-      </w:r>
-      <w:r>
-        <w:rPr>
-          <w:rFonts w:ascii="Times New Roman" w:hAnsi="Times New Roman" w:cs="Times New Roman"/>
-          <w:sz w:val="20"/>
-          <w:szCs w:val="20"/>
-        </w:rPr>
-        <w:t xml:space="preserve"> From this informatio</w:t>
-      </w:r>
-      <w:r>
-        <w:rPr>
-          <w:rFonts w:ascii="Times New Roman" w:hAnsi="Times New Roman" w:cs="Times New Roman"/>
-          <w:sz w:val="20"/>
-          <w:szCs w:val="20"/>
-        </w:rPr>
-        <w:t>n</w:t>
-      </w:r>
-      <w:r>
-        <w:rPr>
-          <w:rFonts w:ascii="Times New Roman" w:hAnsi="Times New Roman" w:cs="Times New Roman"/>
-          <w:sz w:val="20"/>
-          <w:szCs w:val="20"/>
-        </w:rPr>
-        <w:t xml:space="preserve">, coaches can </w:t>
-      </w:r>
-      <w:r>
-        <w:rPr>
-          <w:rFonts w:ascii="Times New Roman" w:hAnsi="Times New Roman" w:cs="Times New Roman"/>
-          <w:sz w:val="20"/>
-          <w:szCs w:val="20"/>
-        </w:rPr>
-        <w:t>form</w:t>
-      </w:r>
-      <w:r>
-        <w:rPr>
-          <w:rFonts w:ascii="Times New Roman" w:hAnsi="Times New Roman" w:cs="Times New Roman"/>
-          <w:sz w:val="20"/>
-          <w:szCs w:val="20"/>
-        </w:rPr>
-        <w:t xml:space="preserve"> training plans </w:t>
-      </w:r>
-      <w:r>
-        <w:rPr>
-          <w:rFonts w:ascii="Times New Roman" w:hAnsi="Times New Roman" w:cs="Times New Roman"/>
-          <w:sz w:val="20"/>
-          <w:szCs w:val="20"/>
-        </w:rPr>
-        <w:t xml:space="preserve">based on </w:t>
-      </w:r>
-      <w:r>
-        <w:rPr>
-          <w:rFonts w:ascii="Times New Roman" w:hAnsi="Times New Roman" w:cs="Times New Roman"/>
-          <w:sz w:val="20"/>
-          <w:szCs w:val="20"/>
-        </w:rPr>
-        <w:t xml:space="preserve">the habits of </w:t>
-      </w:r>
-      <w:proofErr w:type="gramStart"/>
-      <w:r>
-        <w:rPr>
-          <w:rFonts w:ascii="Times New Roman" w:hAnsi="Times New Roman" w:cs="Times New Roman"/>
-          <w:sz w:val="20"/>
-          <w:szCs w:val="20"/>
-        </w:rPr>
-        <w:t>highly-resilient</w:t>
-      </w:r>
-      <w:proofErr w:type="gramEnd"/>
-      <w:r>
-        <w:rPr>
-          <w:rFonts w:ascii="Times New Roman" w:hAnsi="Times New Roman" w:cs="Times New Roman"/>
-          <w:sz w:val="20"/>
-          <w:szCs w:val="20"/>
-        </w:rPr>
-        <w:t xml:space="preserve"> players</w:t>
-      </w:r>
-      <w:r>
-        <w:rPr>
-          <w:rFonts w:ascii="Times New Roman" w:hAnsi="Times New Roman" w:cs="Times New Roman"/>
-          <w:sz w:val="20"/>
-          <w:szCs w:val="20"/>
-        </w:rPr>
-        <w:t xml:space="preserve">; for example, </w:t>
-      </w:r>
-      <w:r>
-        <w:rPr>
-          <w:rFonts w:ascii="Times New Roman" w:hAnsi="Times New Roman" w:cs="Times New Roman"/>
-          <w:sz w:val="20"/>
-          <w:szCs w:val="20"/>
-        </w:rPr>
-        <w:t xml:space="preserve">these fatigue-resistant </w:t>
-      </w:r>
-      <w:r>
-        <w:rPr>
-          <w:rFonts w:ascii="Times New Roman" w:hAnsi="Times New Roman" w:cs="Times New Roman"/>
-          <w:sz w:val="20"/>
-          <w:szCs w:val="20"/>
-        </w:rPr>
-        <w:t xml:space="preserve">athletes could share their sleep or nutrition habits with teammates who are more sensitive to travel </w:t>
-      </w:r>
-      <w:r>
-        <w:rPr>
-          <w:rFonts w:ascii="Times New Roman" w:hAnsi="Times New Roman" w:cs="Times New Roman"/>
-          <w:sz w:val="20"/>
-          <w:szCs w:val="20"/>
-        </w:rPr>
-        <w:t>effects</w:t>
-      </w:r>
-      <w:r>
-        <w:rPr>
-          <w:rFonts w:ascii="Times New Roman" w:hAnsi="Times New Roman" w:cs="Times New Roman"/>
-          <w:sz w:val="20"/>
-          <w:szCs w:val="20"/>
-        </w:rPr>
-        <w:t>.</w:t>
-      </w:r>
-      <w:r>
-        <w:rPr>
-          <w:rFonts w:ascii="Times New Roman" w:hAnsi="Times New Roman" w:cs="Times New Roman"/>
-          <w:sz w:val="20"/>
-          <w:szCs w:val="20"/>
-        </w:rPr>
-        <w:t xml:space="preserve"> </w:t>
-      </w:r>
-      <w:r>
-        <w:rPr>
-          <w:rFonts w:ascii="Times New Roman" w:hAnsi="Times New Roman" w:cs="Times New Roman"/>
-          <w:sz w:val="20"/>
-          <w:szCs w:val="20"/>
-        </w:rPr>
-        <w:t>This analysis also suggests that a</w:t>
-      </w:r>
-      <w:r>
-        <w:rPr>
-          <w:rFonts w:ascii="Times New Roman" w:hAnsi="Times New Roman" w:cs="Times New Roman"/>
-          <w:sz w:val="20"/>
-          <w:szCs w:val="20"/>
-        </w:rPr>
-        <w:t xml:space="preserve">dministrators </w:t>
-      </w:r>
-      <w:r>
-        <w:rPr>
-          <w:rFonts w:ascii="Times New Roman" w:hAnsi="Times New Roman" w:cs="Times New Roman"/>
-          <w:sz w:val="20"/>
-          <w:szCs w:val="20"/>
-        </w:rPr>
-        <w:t xml:space="preserve">should </w:t>
-      </w:r>
-      <w:r>
-        <w:rPr>
-          <w:rFonts w:ascii="Times New Roman" w:hAnsi="Times New Roman" w:cs="Times New Roman"/>
-          <w:sz w:val="20"/>
-          <w:szCs w:val="20"/>
-        </w:rPr>
-        <w:t>adjust travel budgets to allow for charter flights home from tournaments, even if it means flying commercially to more competition sites</w:t>
-      </w:r>
-      <w:r>
-        <w:rPr>
-          <w:rFonts w:ascii="Times New Roman" w:hAnsi="Times New Roman" w:cs="Times New Roman"/>
-          <w:sz w:val="20"/>
-          <w:szCs w:val="20"/>
-        </w:rPr>
-        <w:t xml:space="preserve"> (Figure 6).</w:t>
-      </w:r>
-      <w:r>
-        <w:rPr>
-          <w:rFonts w:ascii="Times New Roman" w:hAnsi="Times New Roman" w:cs="Times New Roman"/>
-          <w:sz w:val="20"/>
-          <w:szCs w:val="20"/>
-        </w:rPr>
-        <w:t xml:space="preserve"> They also can put less emphasis on </w:t>
-      </w:r>
-      <w:r>
-        <w:rPr>
-          <w:rFonts w:ascii="Times New Roman" w:hAnsi="Times New Roman" w:cs="Times New Roman"/>
-          <w:sz w:val="20"/>
-          <w:szCs w:val="20"/>
-        </w:rPr>
-        <w:t>the number of time zones crossed, the direction of travel, the distance in miles from home, and the duration of travel, as these components make up the Circadian Score and Travel Load Score.</w:t>
-      </w:r>
-      <w:r>
-        <w:rPr>
-          <w:rFonts w:ascii="Times New Roman" w:hAnsi="Times New Roman" w:cs="Times New Roman"/>
-          <w:sz w:val="20"/>
-          <w:szCs w:val="20"/>
-        </w:rPr>
-        <w:t xml:space="preserve"> If resistance </w:t>
-      </w:r>
-      <w:r>
-        <w:rPr>
-          <w:rFonts w:ascii="Times New Roman" w:hAnsi="Times New Roman" w:cs="Times New Roman"/>
-          <w:sz w:val="20"/>
-          <w:szCs w:val="20"/>
-        </w:rPr>
-        <w:t>persists</w:t>
-      </w:r>
-      <w:r>
-        <w:rPr>
-          <w:rFonts w:ascii="Times New Roman" w:hAnsi="Times New Roman" w:cs="Times New Roman"/>
-          <w:sz w:val="20"/>
-          <w:szCs w:val="20"/>
-        </w:rPr>
-        <w:t xml:space="preserve"> when presenting these ideas,</w:t>
-      </w:r>
-      <w:r>
-        <w:rPr>
-          <w:rFonts w:ascii="Times New Roman" w:hAnsi="Times New Roman" w:cs="Times New Roman"/>
-          <w:sz w:val="20"/>
-          <w:szCs w:val="20"/>
-        </w:rPr>
-        <w:t xml:space="preserve"> this research can be supported by</w:t>
-      </w:r>
-      <w:r>
-        <w:rPr>
-          <w:rFonts w:ascii="Times New Roman" w:hAnsi="Times New Roman" w:cs="Times New Roman"/>
-          <w:sz w:val="20"/>
-          <w:szCs w:val="20"/>
-        </w:rPr>
-        <w:t xml:space="preserve"> point</w:t>
-      </w:r>
-      <w:r>
-        <w:rPr>
-          <w:rFonts w:ascii="Times New Roman" w:hAnsi="Times New Roman" w:cs="Times New Roman"/>
-          <w:sz w:val="20"/>
-          <w:szCs w:val="20"/>
-        </w:rPr>
-        <w:t>ing</w:t>
-      </w:r>
-      <w:r>
-        <w:rPr>
-          <w:rFonts w:ascii="Times New Roman" w:hAnsi="Times New Roman" w:cs="Times New Roman"/>
-          <w:sz w:val="20"/>
-          <w:szCs w:val="20"/>
-        </w:rPr>
-        <w:t xml:space="preserve"> to the extreme gap between the importance of the top-tier features, like a commercial flight home or the total trip score, in comparison to factors with zero importance, like Circadian Score and Travel Load Score. This </w:t>
-      </w:r>
-      <w:r>
-        <w:rPr>
-          <w:rFonts w:ascii="Times New Roman" w:hAnsi="Times New Roman" w:cs="Times New Roman"/>
-          <w:sz w:val="20"/>
-          <w:szCs w:val="20"/>
-        </w:rPr>
-        <w:t>is consistent with the idea that</w:t>
-      </w:r>
-      <w:r>
-        <w:rPr>
-          <w:rFonts w:ascii="Times New Roman" w:hAnsi="Times New Roman" w:cs="Times New Roman"/>
-          <w:sz w:val="20"/>
-          <w:szCs w:val="20"/>
-        </w:rPr>
-        <w:t xml:space="preserve">, when athletes have more demanding travel back to campus, they go into their next week fatigued, starting the next training block </w:t>
-      </w:r>
-      <w:r>
-        <w:rPr>
-          <w:rFonts w:ascii="Times New Roman" w:hAnsi="Times New Roman" w:cs="Times New Roman"/>
-          <w:sz w:val="20"/>
-          <w:szCs w:val="20"/>
-        </w:rPr>
-        <w:t>at a disadvantage</w:t>
-      </w:r>
-      <w:r>
-        <w:rPr>
-          <w:rFonts w:ascii="Times New Roman" w:hAnsi="Times New Roman" w:cs="Times New Roman"/>
-          <w:sz w:val="20"/>
-          <w:szCs w:val="20"/>
-        </w:rPr>
-        <w:t>. Because travel trips are often on a short time span</w:t>
-      </w:r>
-      <w:r>
-        <w:rPr>
-          <w:rFonts w:ascii="Times New Roman" w:hAnsi="Times New Roman" w:cs="Times New Roman"/>
-          <w:sz w:val="20"/>
-          <w:szCs w:val="20"/>
-        </w:rPr>
-        <w:t xml:space="preserve"> for softball</w:t>
-      </w:r>
-      <w:r>
-        <w:rPr>
-          <w:rFonts w:ascii="Times New Roman" w:hAnsi="Times New Roman" w:cs="Times New Roman"/>
-          <w:sz w:val="20"/>
-          <w:szCs w:val="20"/>
-        </w:rPr>
-        <w:t xml:space="preserve">, athletes’ </w:t>
-      </w:r>
-      <w:r>
-        <w:rPr>
-          <w:rFonts w:ascii="Times New Roman" w:hAnsi="Times New Roman" w:cs="Times New Roman"/>
-          <w:sz w:val="20"/>
-          <w:szCs w:val="20"/>
-        </w:rPr>
-        <w:t>bodies may not</w:t>
-      </w:r>
-      <w:r>
-        <w:rPr>
-          <w:rFonts w:ascii="Times New Roman" w:hAnsi="Times New Roman" w:cs="Times New Roman"/>
-          <w:sz w:val="20"/>
-          <w:szCs w:val="20"/>
-        </w:rPr>
-        <w:t xml:space="preserve"> fully</w:t>
-      </w:r>
-      <w:r>
-        <w:rPr>
-          <w:rFonts w:ascii="Times New Roman" w:hAnsi="Times New Roman" w:cs="Times New Roman"/>
-          <w:sz w:val="20"/>
-          <w:szCs w:val="20"/>
-        </w:rPr>
-        <w:t xml:space="preserve"> adjust to new time</w:t>
-      </w:r>
-      <w:r>
-        <w:rPr>
-          <w:rFonts w:ascii="Times New Roman" w:hAnsi="Times New Roman" w:cs="Times New Roman"/>
-          <w:sz w:val="20"/>
-          <w:szCs w:val="20"/>
-        </w:rPr>
-        <w:t xml:space="preserve"> zones</w:t>
-      </w:r>
-      <w:r>
-        <w:rPr>
-          <w:rFonts w:ascii="Times New Roman" w:hAnsi="Times New Roman" w:cs="Times New Roman"/>
-          <w:sz w:val="20"/>
-          <w:szCs w:val="20"/>
-        </w:rPr>
-        <w:t>, rendering time zone less useful in predicting long-term player fatigue.</w:t>
+        <w:t>Conclusion and Future Work</w:t>
       </w:r>
     </w:p>
     <w:p>
@@ -3988,27 +4166,61 @@
           <w:sz w:val="20"/>
           <w:szCs w:val="20"/>
         </w:rPr>
-        <w:t>This analysis can also be extended to the remainder of the current season. As illustrated in Figure 7, a prediction can be generated for the team’s next home game on April 22 against Northwestern, using data available as of April 21. If the team were to complete a jump assessment on that date, the two fatigue-sensitive groups would likely underperform due to limited recovery time following an away weekend series at Syracuse University and a home game on Tuesday, April 21.</w:t>
-      </w:r>
-    </w:p>
-    <w:p>
-      <w:pPr>
-        <w:spacing w:after="0" w:line="480" w:lineRule="auto"/>
-        <w:rPr>
-          <w:rFonts w:ascii="Times New Roman" w:hAnsi="Times New Roman" w:cs="Times New Roman"/>
-          <w:sz w:val="20"/>
-          <w:szCs w:val="20"/>
-        </w:rPr>
-      </w:pPr>
-      <w:r>
-        <w:rPr>
-          <w:rFonts w:ascii="Times New Roman" w:hAnsi="Times New Roman" w:cs="Times New Roman"/>
-          <w:b/>
-          <w:bCs/>
-          <w:sz w:val="20"/>
-          <w:szCs w:val="20"/>
-        </w:rPr>
-        <w:t>Conclusion and Future Work</w:t>
+        <w:t xml:space="preserve">In summary, softball student-athletes face a 56-game schedule that accumulates physical strain over time, particularly as travel demands increase throughout the season. Using variance from players’ pre-season baseline peak power z-scores from force plate jumps, this analysis found that only five athletes fall into the </w:t>
+      </w:r>
+      <w:proofErr w:type="gramStart"/>
+      <w:r>
+        <w:rPr>
+          <w:rFonts w:ascii="Times New Roman" w:hAnsi="Times New Roman" w:cs="Times New Roman"/>
+          <w:sz w:val="20"/>
+          <w:szCs w:val="20"/>
+        </w:rPr>
+        <w:t>highly-resilient</w:t>
+      </w:r>
+      <w:proofErr w:type="gramEnd"/>
+      <w:r>
+        <w:rPr>
+          <w:rFonts w:ascii="Times New Roman" w:hAnsi="Times New Roman" w:cs="Times New Roman"/>
+          <w:sz w:val="20"/>
+          <w:szCs w:val="20"/>
+        </w:rPr>
+        <w:t xml:space="preserve"> group. This suggests that most athletes experience some element of performance decline under travel stress, indicating that current training plans may not serve all players. Equally helpful, identifying </w:t>
+      </w:r>
+      <w:proofErr w:type="gramStart"/>
+      <w:r>
+        <w:rPr>
+          <w:rFonts w:ascii="Times New Roman" w:hAnsi="Times New Roman" w:cs="Times New Roman"/>
+          <w:sz w:val="20"/>
+          <w:szCs w:val="20"/>
+        </w:rPr>
+        <w:t>highly-resilient</w:t>
+      </w:r>
+      <w:proofErr w:type="gramEnd"/>
+      <w:r>
+        <w:rPr>
+          <w:rFonts w:ascii="Times New Roman" w:hAnsi="Times New Roman" w:cs="Times New Roman"/>
+          <w:sz w:val="20"/>
+          <w:szCs w:val="20"/>
+        </w:rPr>
+        <w:t xml:space="preserve"> athletes </w:t>
+      </w:r>
+      <w:proofErr w:type="gramStart"/>
+      <w:r>
+        <w:rPr>
+          <w:rFonts w:ascii="Times New Roman" w:hAnsi="Times New Roman" w:cs="Times New Roman"/>
+          <w:sz w:val="20"/>
+          <w:szCs w:val="20"/>
+        </w:rPr>
+        <w:t>provides</w:t>
+      </w:r>
+      <w:proofErr w:type="gramEnd"/>
+      <w:r>
+        <w:rPr>
+          <w:rFonts w:ascii="Times New Roman" w:hAnsi="Times New Roman" w:cs="Times New Roman"/>
+          <w:sz w:val="20"/>
+          <w:szCs w:val="20"/>
+        </w:rPr>
+        <w:t xml:space="preserve"> coaches with clear prototypes of whose habits can be studied to improve overall team performance.</w:t>
       </w:r>
     </w:p>
     <w:p>
@@ -4027,61 +4239,7 @@
           <w:sz w:val="20"/>
           <w:szCs w:val="20"/>
         </w:rPr>
-        <w:t xml:space="preserve">In summary, softball student-athletes face a 56-game schedule that accumulates physical strain over time, particularly as travel demands increase throughout the season. Using variance from players’ pre-season baseline peak power z-scores from force plate jumps, this analysis found that only five athletes fall into the </w:t>
-      </w:r>
-      <w:proofErr w:type="gramStart"/>
-      <w:r>
-        <w:rPr>
-          <w:rFonts w:ascii="Times New Roman" w:hAnsi="Times New Roman" w:cs="Times New Roman"/>
-          <w:sz w:val="20"/>
-          <w:szCs w:val="20"/>
-        </w:rPr>
-        <w:t>highly-resilient</w:t>
-      </w:r>
-      <w:proofErr w:type="gramEnd"/>
-      <w:r>
-        <w:rPr>
-          <w:rFonts w:ascii="Times New Roman" w:hAnsi="Times New Roman" w:cs="Times New Roman"/>
-          <w:sz w:val="20"/>
-          <w:szCs w:val="20"/>
-        </w:rPr>
-        <w:t xml:space="preserve"> group. This suggests that most athletes experience some element of performance decline under travel stress, indicating that current training plans may not serve all players. Equally helpful, identifying </w:t>
-      </w:r>
-      <w:proofErr w:type="gramStart"/>
-      <w:r>
-        <w:rPr>
-          <w:rFonts w:ascii="Times New Roman" w:hAnsi="Times New Roman" w:cs="Times New Roman"/>
-          <w:sz w:val="20"/>
-          <w:szCs w:val="20"/>
-        </w:rPr>
-        <w:t>highly-resilient</w:t>
-      </w:r>
-      <w:proofErr w:type="gramEnd"/>
-      <w:r>
-        <w:rPr>
-          <w:rFonts w:ascii="Times New Roman" w:hAnsi="Times New Roman" w:cs="Times New Roman"/>
-          <w:sz w:val="20"/>
-          <w:szCs w:val="20"/>
-        </w:rPr>
-        <w:t xml:space="preserve"> athletes </w:t>
-      </w:r>
-      <w:proofErr w:type="gramStart"/>
-      <w:r>
-        <w:rPr>
-          <w:rFonts w:ascii="Times New Roman" w:hAnsi="Times New Roman" w:cs="Times New Roman"/>
-          <w:sz w:val="20"/>
-          <w:szCs w:val="20"/>
-        </w:rPr>
-        <w:t>provides</w:t>
-      </w:r>
-      <w:proofErr w:type="gramEnd"/>
-      <w:r>
-        <w:rPr>
-          <w:rFonts w:ascii="Times New Roman" w:hAnsi="Times New Roman" w:cs="Times New Roman"/>
-          <w:sz w:val="20"/>
-          <w:szCs w:val="20"/>
-        </w:rPr>
-        <w:t xml:space="preserve"> coaches with clear prototypes of whose habits can be studied to improve overall team performance.</w:t>
+        <w:t>Across all models, the most important predictor of variance in z-score peak power was whether the team took a commercial or charter flight back to campus. This highlights that the structure and timing of return travel, often involving late arrivals and bus rides from Chicago, may play a larger role in short-term fatigue than broader cumulative metrics. Variables such as RTL and CRTL did not meaningfully improve model performance, suggesting that accumulated load may be less informative than immediate recovery conditions post-travel. From an administrative perspective, this presents a practical opportunity to reevaluate travel logistics, such as prioritizing charter flights for return trips, even if it requires trade-offs on the opening leg of a trip.</w:t>
       </w:r>
     </w:p>
     <w:p>
@@ -4100,34 +4258,7 @@
           <w:sz w:val="20"/>
           <w:szCs w:val="20"/>
         </w:rPr>
-        <w:t xml:space="preserve">Across all models, the most important predictor of variance in z-score peak power was whether the team took a commercial or charter flight back to campus. This highlights that the structure and timing of return travel, </w:t>
-      </w:r>
-      <w:r>
-        <w:rPr>
-          <w:rFonts w:ascii="Times New Roman" w:hAnsi="Times New Roman" w:cs="Times New Roman"/>
-          <w:sz w:val="20"/>
-          <w:szCs w:val="20"/>
-        </w:rPr>
         <w:lastRenderedPageBreak/>
-        <w:t>often involving late arrivals and bus rides from Chicago, may play a larger role in short-term fatigue than broader cumulative metrics. Variables such as RTL and CRTL did not meaningfully improve model performance, suggesting that accumulated load may be less informative than immediate recovery conditions post-travel. From an administrative perspective, this presents a practical opportunity to reevaluate travel logistics, such as prioritizing charter flights for return trips, even if it requires trade-offs on the opening leg of a trip.</w:t>
-      </w:r>
-    </w:p>
-    <w:p>
-      <w:pPr>
-        <w:spacing w:after="0" w:line="480" w:lineRule="auto"/>
-        <w:ind w:firstLine="720"/>
-        <w:rPr>
-          <w:rFonts w:ascii="Times New Roman" w:hAnsi="Times New Roman" w:cs="Times New Roman"/>
-          <w:sz w:val="20"/>
-          <w:szCs w:val="20"/>
-        </w:rPr>
-      </w:pPr>
-      <w:r>
-        <w:rPr>
-          <w:rFonts w:ascii="Times New Roman" w:hAnsi="Times New Roman" w:cs="Times New Roman"/>
-          <w:sz w:val="20"/>
-          <w:szCs w:val="20"/>
-        </w:rPr>
         <w:t xml:space="preserve">However, these results should be interpreted with </w:t>
       </w:r>
       <w:r>
@@ -5023,7 +5154,7 @@
           <w:szCs w:val="20"/>
         </w:rPr>
         <w:drawing>
-          <wp:inline distT="0" distB="0" distL="0" distR="0" wp14:anchorId="6D0491CC" wp14:editId="7441AAC9">
+          <wp:inline distT="0" distB="0" distL="0" distR="0" wp14:anchorId="6D0491CC" wp14:editId="7E5480F3">
             <wp:extent cx="1721224" cy="2138712"/>
             <wp:effectExtent l="0" t="0" r="6350" b="0"/>
             <wp:docPr id="1801123120" name="Picture 5"/>
